--- a/textbook/docx/chapter_22_bayesian_julia.docx
+++ b/textbook/docx/chapter_22_bayesian_julia.docx
@@ -99,7 +99,20 @@
           <w:szCs w:val="24"/>
           <w:rFonts w:ascii="Arial" w:cs="Arial" w:eastAsia="Arial" w:hAnsi="Arial"/>
         </w:rPr>
-        <w:t xml:space="preserve">Turing.jl is Julia's premier probabilistic programming framework, providing an expressive @model macro for specifying Bayesian models, automatic differentiation for efficient gradient-based sampling, and integration with Julia's optimization and distribution ecosystems. This chapter implements every Bayesian method from Chapter 15 in Turing.jl, providing production-ready code for Bayesian regression, hierarchical models, cost-effectiveness analysis, network meta-analysis, and spatial models.</w:t>
+        <w:t xml:space="preserve">Turing.jl is Julia's premier probabilistic programming framework, providing an expressive @model macro for specifying Bayesian models, multiple automatic differentiation backends for efficient gradient-based sampling, and seamless integration with Julia's optimization and distribution ecosystems. This chapter implements every Bayesian method from Chapter 15 in Turing.jl, providing production-ready code for Bayesian regression, hierarchical models for provider profiling, cost-effectiveness analysis, network meta-analysis, and spatial models.</w:t>
+      </w:r>
+    </w:p>
+    <w:p>
+      <w:pPr>
+        <w:spacing w:after="120"/>
+      </w:pPr>
+      <w:r>
+        <w:rPr>
+          <w:sz w:val="24"/>
+          <w:szCs w:val="24"/>
+          <w:rFonts w:ascii="Arial" w:cs="Arial" w:eastAsia="Arial" w:hAnsi="Arial"/>
+        </w:rPr>
+        <w:t xml:space="preserve">The combination of Turing.jl's expressiveness and Julia's computational performance creates a uniquely powerful environment for Bayesian health economics: models that would require hours to sample in JAGS or WinBUGS complete in minutes, and the resulting posterior samples can be immediately analyzed, visualized, and fed into decision-analytic frameworks using Julia's statistical and plotting ecosystem.</w:t>
       </w:r>
     </w:p>
     <w:p>
@@ -120,41 +133,70 @@
     </w:p>
     <w:p>
       <w:pPr>
-        <w:spacing w:after="120"/>
-      </w:pPr>
-      <w:r>
-        <w:rPr>
-          <w:sz w:val="24"/>
-          <w:szCs w:val="24"/>
-          <w:rFonts w:ascii="Arial" w:cs="Arial" w:eastAsia="Arial" w:hAnsi="Arial"/>
-        </w:rPr>
-        <w:t xml:space="preserve">The @model macro defines a probabilistic model using the ~ operator for distributional assumptions:</w:t>
-      </w:r>
-    </w:p>
-    <w:p>
-      <w:pPr>
-        <w:spacing w:after="120"/>
-      </w:pPr>
-      <w:r>
-        <w:rPr>
-          <w:sz w:val="24"/>
-          <w:szCs w:val="24"/>
-          <w:rFonts w:ascii="Arial" w:cs="Arial" w:eastAsia="Arial" w:hAnsi="Arial"/>
-        </w:rPr>
-        <w:t xml:space="preserve">@model function bayesian_regression(X, y)</w:t>
-      </w:r>
-    </w:p>
-    <w:p>
-      <w:pPr>
-        <w:spacing w:after="120"/>
-      </w:pPr>
-      <w:r>
-        <w:rPr>
-          <w:sz w:val="24"/>
-          <w:szCs w:val="24"/>
-          <w:rFonts w:ascii="Arial" w:cs="Arial" w:eastAsia="Arial" w:hAnsi="Arial"/>
-        </w:rPr>
-        <w:t xml:space="preserve">β ~ MvNormal(zeros(size(X,2)), 10.0 * I)</w:t>
+        <w:pStyle w:val="Heading3"/>
+        <w:spacing w:before="200" w:after="100"/>
+      </w:pPr>
+      <w:r>
+        <w:rPr>
+          <w:b/>
+          <w:bCs/>
+          <w:sz w:val="26"/>
+          <w:szCs w:val="26"/>
+          <w:rFonts w:ascii="Arial" w:cs="Arial" w:eastAsia="Arial" w:hAnsi="Arial"/>
+        </w:rPr>
+        <w:t xml:space="preserve">The @model Macro</w:t>
+      </w:r>
+    </w:p>
+    <w:p>
+      <w:pPr>
+        <w:spacing w:after="120"/>
+      </w:pPr>
+      <w:r>
+        <w:rPr>
+          <w:sz w:val="24"/>
+          <w:szCs w:val="24"/>
+          <w:rFonts w:ascii="Arial" w:cs="Arial" w:eastAsia="Arial" w:hAnsi="Arial"/>
+        </w:rPr>
+        <w:t xml:space="preserve">Turing.jl models are defined using the @model macro, which transforms a Julia function into a probabilistic model by interpreting the ~ operator as a distributional statement:</w:t>
+      </w:r>
+    </w:p>
+    <w:p>
+      <w:pPr>
+        <w:spacing w:after="120"/>
+      </w:pPr>
+      <w:r>
+        <w:rPr>
+          <w:sz w:val="24"/>
+          <w:szCs w:val="24"/>
+          <w:rFonts w:ascii="Arial" w:cs="Arial" w:eastAsia="Arial" w:hAnsi="Arial"/>
+        </w:rPr>
+        <w:t xml:space="preserve">@model function linear_regression(X, y)</w:t>
+      </w:r>
+    </w:p>
+    <w:p>
+      <w:pPr>
+        <w:spacing w:after="120"/>
+      </w:pPr>
+      <w:r>
+        <w:rPr>
+          <w:sz w:val="24"/>
+          <w:szCs w:val="24"/>
+          <w:rFonts w:ascii="Arial" w:cs="Arial" w:eastAsia="Arial" w:hAnsi="Arial"/>
+        </w:rPr>
+        <w:t xml:space="preserve">n, p = size(X)</w:t>
+      </w:r>
+    </w:p>
+    <w:p>
+      <w:pPr>
+        <w:spacing w:after="120"/>
+      </w:pPr>
+      <w:r>
+        <w:rPr>
+          <w:sz w:val="24"/>
+          <w:szCs w:val="24"/>
+          <w:rFonts w:ascii="Arial" w:cs="Arial" w:eastAsia="Arial" w:hAnsi="Arial"/>
+        </w:rPr>
+        <w:t xml:space="preserve">β ~ MvNormal(zeros(p), 10.0 * I)</w:t>
       </w:r>
     </w:p>
     <w:p>
@@ -193,7 +235,20 @@
           <w:szCs w:val="24"/>
           <w:rFonts w:ascii="Arial" w:cs="Arial" w:eastAsia="Arial" w:hAnsi="Arial"/>
         </w:rPr>
-        <w:t xml:space="preserve">y ~ MvNormal(μ, σ^2 * I)</w:t>
+        <w:t xml:space="preserve">for i in 1:n</w:t>
+      </w:r>
+    </w:p>
+    <w:p>
+      <w:pPr>
+        <w:spacing w:after="120"/>
+      </w:pPr>
+      <w:r>
+        <w:rPr>
+          <w:sz w:val="24"/>
+          <w:szCs w:val="24"/>
+          <w:rFonts w:ascii="Arial" w:cs="Arial" w:eastAsia="Arial" w:hAnsi="Arial"/>
+        </w:rPr>
+        <w:t xml:space="preserve">y[i] ~ Normal(μ[i], σ)</w:t>
       </w:r>
     </w:p>
     <w:p>
@@ -219,7 +274,208 @@
           <w:szCs w:val="24"/>
           <w:rFonts w:ascii="Arial" w:cs="Arial" w:eastAsia="Arial" w:hAnsi="Arial"/>
         </w:rPr>
-        <w:t xml:space="preserve">Sampling uses the NUTS algorithm by default: chain = sample(bayesian_regression(X, y), NUTS(), 2000). Multiple chains for convergence assessment: chains = sample(model, NUTS(), MCMCThreads(), 2000, 4).</w:t>
+        <w:t xml:space="preserve">end</w:t>
+      </w:r>
+    </w:p>
+    <w:p>
+      <w:pPr>
+        <w:spacing w:after="120"/>
+      </w:pPr>
+      <w:r>
+        <w:rPr>
+          <w:sz w:val="24"/>
+          <w:szCs w:val="24"/>
+          <w:rFonts w:ascii="Arial" w:cs="Arial" w:eastAsia="Arial" w:hAnsi="Arial"/>
+        </w:rPr>
+        <w:t xml:space="preserve">The ~ operator serves dual purposes: for parameters (left-hand side not observed), it defines a prior distribution; for data (left-hand side observed), it defines the likelihood contribution. Turing.jl automatically constructs the log-posterior from these statements and provides the gradient (via automatic differentiation) needed for HMC/NUTS sampling.</w:t>
+      </w:r>
+    </w:p>
+    <w:p>
+      <w:pPr>
+        <w:pStyle w:val="Heading3"/>
+        <w:spacing w:before="200" w:after="100"/>
+      </w:pPr>
+      <w:r>
+        <w:rPr>
+          <w:b/>
+          <w:bCs/>
+          <w:sz w:val="26"/>
+          <w:szCs w:val="26"/>
+          <w:rFonts w:ascii="Arial" w:cs="Arial" w:eastAsia="Arial" w:hAnsi="Arial"/>
+        </w:rPr>
+        <w:t xml:space="preserve">Sampling and Inference</w:t>
+      </w:r>
+    </w:p>
+    <w:p>
+      <w:pPr>
+        <w:spacing w:after="120"/>
+      </w:pPr>
+      <w:r>
+        <w:rPr>
+          <w:sz w:val="24"/>
+          <w:szCs w:val="24"/>
+          <w:rFonts w:ascii="Arial" w:cs="Arial" w:eastAsia="Arial" w:hAnsi="Arial"/>
+        </w:rPr>
+        <w:t xml:space="preserve">Sampling uses the NUTS algorithm by default:</w:t>
+      </w:r>
+    </w:p>
+    <w:p>
+      <w:pPr>
+        <w:spacing w:after="120"/>
+      </w:pPr>
+      <w:r>
+        <w:rPr>
+          <w:sz w:val="24"/>
+          <w:szCs w:val="24"/>
+          <w:rFonts w:ascii="Arial" w:cs="Arial" w:eastAsia="Arial" w:hAnsi="Arial"/>
+        </w:rPr>
+        <w:t xml:space="preserve">model = linear_regression(X, y)</w:t>
+      </w:r>
+    </w:p>
+    <w:p>
+      <w:pPr>
+        <w:spacing w:after="120"/>
+      </w:pPr>
+      <w:r>
+        <w:rPr>
+          <w:sz w:val="24"/>
+          <w:szCs w:val="24"/>
+          <w:rFonts w:ascii="Arial" w:cs="Arial" w:eastAsia="Arial" w:hAnsi="Arial"/>
+        </w:rPr>
+        <w:t xml:space="preserve">chain = sample(model, NUTS(0.65), 2000)</w:t>
+      </w:r>
+    </w:p>
+    <w:p>
+      <w:pPr>
+        <w:spacing w:after="120"/>
+      </w:pPr>
+      <w:r>
+        <w:rPr>
+          <w:sz w:val="24"/>
+          <w:szCs w:val="24"/>
+          <w:rFonts w:ascii="Arial" w:cs="Arial" w:eastAsia="Arial" w:hAnsi="Arial"/>
+        </w:rPr>
+        <w:t xml:space="preserve">The 0.65 argument is the target acceptance rate (0.65 is the default; higher values produce shorter steps with higher acceptance but slower exploration). The warmup period (default: half the requested samples) adapts the step size and mass matrix for efficient sampling.</w:t>
+      </w:r>
+    </w:p>
+    <w:p>
+      <w:pPr>
+        <w:spacing w:after="120"/>
+      </w:pPr>
+      <w:r>
+        <w:rPr>
+          <w:sz w:val="24"/>
+          <w:szCs w:val="24"/>
+          <w:rFonts w:ascii="Arial" w:cs="Arial" w:eastAsia="Arial" w:hAnsi="Arial"/>
+        </w:rPr>
+        <w:t xml:space="preserve">Multiple chains for convergence assessment are run in parallel:</w:t>
+      </w:r>
+    </w:p>
+    <w:p>
+      <w:pPr>
+        <w:spacing w:after="120"/>
+      </w:pPr>
+      <w:r>
+        <w:rPr>
+          <w:sz w:val="24"/>
+          <w:szCs w:val="24"/>
+          <w:rFonts w:ascii="Arial" w:cs="Arial" w:eastAsia="Arial" w:hAnsi="Arial"/>
+        </w:rPr>
+        <w:t xml:space="preserve">chains = sample(model, NUTS(), MCMCThreads(), 2000, 4)</w:t>
+      </w:r>
+    </w:p>
+    <w:p>
+      <w:pPr>
+        <w:spacing w:after="120"/>
+      </w:pPr>
+      <w:r>
+        <w:rPr>
+          <w:sz w:val="24"/>
+          <w:szCs w:val="24"/>
+          <w:rFonts w:ascii="Arial" w:cs="Arial" w:eastAsia="Arial" w:hAnsi="Arial"/>
+        </w:rPr>
+        <w:t xml:space="preserve">This runs 4 independent chains of 2000 samples each, enabling R̂ computation and between-chain variance assessment. MCMCThreads() distributes chains across Julia threads; MCMCDistributed() distributes across processes for models where thread-safety is a concern.</w:t>
+      </w:r>
+    </w:p>
+    <w:p>
+      <w:pPr>
+        <w:pStyle w:val="Heading3"/>
+        <w:spacing w:before="200" w:after="100"/>
+      </w:pPr>
+      <w:r>
+        <w:rPr>
+          <w:b/>
+          <w:bCs/>
+          <w:sz w:val="26"/>
+          <w:szCs w:val="26"/>
+          <w:rFonts w:ascii="Arial" w:cs="Arial" w:eastAsia="Arial" w:hAnsi="Arial"/>
+        </w:rPr>
+        <w:t xml:space="preserve">Convergence Diagnostics</w:t>
+      </w:r>
+    </w:p>
+    <w:p>
+      <w:pPr>
+        <w:spacing w:after="120"/>
+      </w:pPr>
+      <w:r>
+        <w:rPr>
+          <w:sz w:val="24"/>
+          <w:szCs w:val="24"/>
+          <w:rFonts w:ascii="Arial" w:cs="Arial" w:eastAsia="Arial" w:hAnsi="Arial"/>
+        </w:rPr>
+        <w:t xml:space="preserve">Turing.jl integrates with MCMCDiagnosticTools.jl for convergence assessment:</w:t>
+      </w:r>
+    </w:p>
+    <w:p>
+      <w:pPr>
+        <w:spacing w:after="120"/>
+      </w:pPr>
+      <w:r>
+        <w:rPr>
+          <w:sz w:val="24"/>
+          <w:szCs w:val="24"/>
+          <w:rFonts w:ascii="Arial" w:cs="Arial" w:eastAsia="Arial" w:hAnsi="Arial"/>
+        </w:rPr>
+        <w:t xml:space="preserve">summarystats(chain)  # R̂, ESS, mean, std, quantiles for each parameter</w:t>
+      </w:r>
+    </w:p>
+    <w:p>
+      <w:pPr>
+        <w:spacing w:after="120"/>
+      </w:pPr>
+      <w:r>
+        <w:rPr>
+          <w:sz w:val="24"/>
+          <w:szCs w:val="24"/>
+          <w:rFonts w:ascii="Arial" w:cs="Arial" w:eastAsia="Arial" w:hAnsi="Arial"/>
+        </w:rPr>
+        <w:t xml:space="preserve">ess(chain)           # effective sample size</w:t>
+      </w:r>
+    </w:p>
+    <w:p>
+      <w:pPr>
+        <w:spacing w:after="120"/>
+      </w:pPr>
+      <w:r>
+        <w:rPr>
+          <w:sz w:val="24"/>
+          <w:szCs w:val="24"/>
+          <w:rFonts w:ascii="Arial" w:cs="Arial" w:eastAsia="Arial" w:hAnsi="Arial"/>
+        </w:rPr>
+        <w:t xml:space="preserve">rhat(chain)          # potential scale reduction factor</w:t>
+      </w:r>
+    </w:p>
+    <w:p>
+      <w:pPr>
+        <w:spacing w:after="120"/>
+      </w:pPr>
+      <w:r>
+        <w:rPr>
+          <w:sz w:val="24"/>
+          <w:szCs w:val="24"/>
+          <w:rFonts w:ascii="Arial" w:cs="Arial" w:eastAsia="Arial" w:hAnsi="Arial"/>
+        </w:rPr>
+        <w:t xml:space="preserve">Trace plots and autocorrelation plots are generated with StatsPlots.jl: plot(chain) produces a multi-panel display of trace plots and marginal posterior density plots for all parameters. Visual inspection of trace plots — looking for the "hairy caterpillar" pattern of good mixing and stationarity — supplements the quantitative diagnostics.</w:t>
       </w:r>
     </w:p>
     <w:p>
@@ -235,59 +491,88 @@
           <w:szCs w:val="30"/>
           <w:rFonts w:ascii="Arial" w:cs="Arial" w:eastAsia="Arial" w:hAnsi="Arial"/>
         </w:rPr>
-        <w:t xml:space="preserve">Bayesian Hierarchical Models</w:t>
-      </w:r>
-    </w:p>
-    <w:p>
-      <w:pPr>
-        <w:spacing w:after="120"/>
-      </w:pPr>
-      <w:r>
-        <w:rPr>
-          <w:sz w:val="24"/>
-          <w:szCs w:val="24"/>
-          <w:rFonts w:ascii="Arial" w:cs="Arial" w:eastAsia="Arial" w:hAnsi="Arial"/>
-        </w:rPr>
-        <w:t xml:space="preserve">Hospital quality profiling with shrinkage estimation:</w:t>
-      </w:r>
-    </w:p>
-    <w:p>
-      <w:pPr>
-        <w:spacing w:after="120"/>
-      </w:pPr>
-      <w:r>
-        <w:rPr>
-          <w:sz w:val="24"/>
-          <w:szCs w:val="24"/>
-          <w:rFonts w:ascii="Arial" w:cs="Arial" w:eastAsia="Arial" w:hAnsi="Arial"/>
-        </w:rPr>
-        <w:t xml:space="preserve">@model function hospital_model(y, X, hospital_id, n_hospitals)</w:t>
-      </w:r>
-    </w:p>
-    <w:p>
-      <w:pPr>
-        <w:spacing w:after="120"/>
-      </w:pPr>
-      <w:r>
-        <w:rPr>
-          <w:sz w:val="24"/>
-          <w:szCs w:val="24"/>
-          <w:rFonts w:ascii="Arial" w:cs="Arial" w:eastAsia="Arial" w:hAnsi="Arial"/>
-        </w:rPr>
-        <w:t xml:space="preserve">β ~ MvNormal(zeros(size(X,2)), 10.0 * I)</w:t>
-      </w:r>
-    </w:p>
-    <w:p>
-      <w:pPr>
-        <w:spacing w:after="120"/>
-      </w:pPr>
-      <w:r>
-        <w:rPr>
-          <w:sz w:val="24"/>
-          <w:szCs w:val="24"/>
-          <w:rFonts w:ascii="Arial" w:cs="Arial" w:eastAsia="Arial" w:hAnsi="Arial"/>
-        </w:rPr>
-        <w:t xml:space="preserve">τ ~ truncated(Normal(0, 1), 0, Inf)</w:t>
+        <w:t xml:space="preserve">Bayesian Hierarchical Models for Hospital Quality</w:t>
+      </w:r>
+    </w:p>
+    <w:p>
+      <w:pPr>
+        <w:pStyle w:val="Heading3"/>
+        <w:spacing w:before="200" w:after="100"/>
+      </w:pPr>
+      <w:r>
+        <w:rPr>
+          <w:b/>
+          <w:bCs/>
+          <w:sz w:val="26"/>
+          <w:szCs w:val="26"/>
+          <w:rFonts w:ascii="Arial" w:cs="Arial" w:eastAsia="Arial" w:hAnsi="Arial"/>
+        </w:rPr>
+        <w:t xml:space="preserve">Hospital Mortality Profiling</w:t>
+      </w:r>
+    </w:p>
+    <w:p>
+      <w:pPr>
+        <w:spacing w:after="120"/>
+      </w:pPr>
+      <w:r>
+        <w:rPr>
+          <w:sz w:val="24"/>
+          <w:szCs w:val="24"/>
+          <w:rFonts w:ascii="Arial" w:cs="Arial" w:eastAsia="Arial" w:hAnsi="Arial"/>
+        </w:rPr>
+        <w:t xml:space="preserve">The hierarchical model for hospital quality profiling shrinks hospital-specific estimates toward the population mean, preventing unreliable extreme estimates for small-volume hospitals:</w:t>
+      </w:r>
+    </w:p>
+    <w:p>
+      <w:pPr>
+        <w:spacing w:after="120"/>
+      </w:pPr>
+      <w:r>
+        <w:rPr>
+          <w:sz w:val="24"/>
+          <w:szCs w:val="24"/>
+          <w:rFonts w:ascii="Arial" w:cs="Arial" w:eastAsia="Arial" w:hAnsi="Arial"/>
+        </w:rPr>
+        <w:t xml:space="preserve">@model function hospital_mortality(y, X, hospital_id, n_hospitals)</w:t>
+      </w:r>
+    </w:p>
+    <w:p>
+      <w:pPr>
+        <w:spacing w:after="120"/>
+      </w:pPr>
+      <w:r>
+        <w:rPr>
+          <w:sz w:val="24"/>
+          <w:szCs w:val="24"/>
+          <w:rFonts w:ascii="Arial" w:cs="Arial" w:eastAsia="Arial" w:hAnsi="Arial"/>
+        </w:rPr>
+        <w:t xml:space="preserve">p = size(X, 2)</w:t>
+      </w:r>
+    </w:p>
+    <w:p>
+      <w:pPr>
+        <w:spacing w:after="120"/>
+      </w:pPr>
+      <w:r>
+        <w:rPr>
+          <w:sz w:val="24"/>
+          <w:szCs w:val="24"/>
+          <w:rFonts w:ascii="Arial" w:cs="Arial" w:eastAsia="Arial" w:hAnsi="Arial"/>
+        </w:rPr>
+        <w:t xml:space="preserve">β ~ MvNormal(zeros(p), 10.0 * I)</w:t>
+      </w:r>
+    </w:p>
+    <w:p>
+      <w:pPr>
+        <w:spacing w:after="120"/>
+      </w:pPr>
+      <w:r>
+        <w:rPr>
+          <w:sz w:val="24"/>
+          <w:szCs w:val="24"/>
+          <w:rFonts w:ascii="Arial" w:cs="Arial" w:eastAsia="Arial" w:hAnsi="Arial"/>
+        </w:rPr>
+        <w:t xml:space="preserve">τ ~ truncated(Cauchy(0, 1), 0, Inf)</w:t>
       </w:r>
     </w:p>
     <w:p>
@@ -365,20 +650,20 @@
           <w:szCs w:val="24"/>
           <w:rFonts w:ascii="Arial" w:cs="Arial" w:eastAsia="Arial" w:hAnsi="Arial"/>
         </w:rPr>
-        <w:t xml:space="preserve">p = logistic(dot(X[i,:], β) + α[hospital_id[i]])</w:t>
-      </w:r>
-    </w:p>
-    <w:p>
-      <w:pPr>
-        <w:spacing w:after="120"/>
-      </w:pPr>
-      <w:r>
-        <w:rPr>
-          <w:sz w:val="24"/>
-          <w:szCs w:val="24"/>
-          <w:rFonts w:ascii="Arial" w:cs="Arial" w:eastAsia="Arial" w:hAnsi="Arial"/>
-        </w:rPr>
-        <w:t xml:space="preserve">y[i] ~ Bernoulli(p)</w:t>
+        <w:t xml:space="preserve">logit_p = dot(X[i,:], β) + α[hospital_id[i]]</w:t>
+      </w:r>
+    </w:p>
+    <w:p>
+      <w:pPr>
+        <w:spacing w:after="120"/>
+      </w:pPr>
+      <w:r>
+        <w:rPr>
+          <w:sz w:val="24"/>
+          <w:szCs w:val="24"/>
+          <w:rFonts w:ascii="Arial" w:cs="Arial" w:eastAsia="Arial" w:hAnsi="Arial"/>
+        </w:rPr>
+        <w:t xml:space="preserve">y[i] ~ BernoulliLogit(logit_p)</w:t>
       </w:r>
     </w:p>
     <w:p>
@@ -405,6 +690,32 @@
           <w:rFonts w:ascii="Arial" w:cs="Arial" w:eastAsia="Arial" w:hAnsi="Arial"/>
         </w:rPr>
         <w:t xml:space="preserve">end</w:t>
+      </w:r>
+    </w:p>
+    <w:p>
+      <w:pPr>
+        <w:spacing w:after="120"/>
+      </w:pPr>
+      <w:r>
+        <w:rPr>
+          <w:sz w:val="24"/>
+          <w:szCs w:val="24"/>
+          <w:rFonts w:ascii="Arial" w:cs="Arial" w:eastAsia="Arial" w:hAnsi="Arial"/>
+        </w:rPr>
+        <w:t xml:space="preserve">The hierarchical prior α[j] ~ Normal(0, τ) induces shrinkage: hospitals with few patients are pulled heavily toward the overall mean (α = 0), while large-volume hospitals retain estimates close to their MLE. The hyperparameter τ (the between-hospital standard deviation) is estimated from the data and controls the degree of shrinkage.</w:t>
+      </w:r>
+    </w:p>
+    <w:p>
+      <w:pPr>
+        <w:spacing w:after="120"/>
+      </w:pPr>
+      <w:r>
+        <w:rPr>
+          <w:sz w:val="24"/>
+          <w:szCs w:val="24"/>
+          <w:rFonts w:ascii="Arial" w:cs="Arial" w:eastAsia="Arial" w:hAnsi="Arial"/>
+        </w:rPr>
+        <w:t xml:space="preserve">The posterior distribution of each α[j] provides a credible interval for hospital j's quality effect. Hospitals whose credible intervals exclude zero can be classified as significantly above or below average with quantified uncertainty — the foundation of CMS's star rating methodology.</w:t>
       </w:r>
     </w:p>
     <w:p>
@@ -420,20 +731,361 @@
           <w:szCs w:val="30"/>
           <w:rFonts w:ascii="Arial" w:cs="Arial" w:eastAsia="Arial" w:hAnsi="Arial"/>
         </w:rPr>
-        <w:t xml:space="preserve">Bayesian CEA</w:t>
-      </w:r>
-    </w:p>
-    <w:p>
-      <w:pPr>
-        <w:spacing w:after="120"/>
-      </w:pPr>
-      <w:r>
-        <w:rPr>
-          <w:sz w:val="24"/>
-          <w:szCs w:val="24"/>
-          <w:rFonts w:ascii="Arial" w:cs="Arial" w:eastAsia="Arial" w:hAnsi="Arial"/>
-        </w:rPr>
-        <w:t xml:space="preserve">Joint modeling of costs and effects with CEAC construction from posterior draws. For each posterior draw k: compute ΔC⁽ᵏ⁾ and ΔE⁽ᵏ⁾, then NB⁽ᵏ⁾(λ) = λΔE⁽ᵏ⁾ - ΔC⁽ᵏ⁾. The CEAC at threshold λ is the proportion of draws with NB &gt; 0.</w:t>
+        <w:t xml:space="preserve">Bayesian Cost-Effectiveness Analysis</w:t>
+      </w:r>
+    </w:p>
+    <w:p>
+      <w:pPr>
+        <w:pStyle w:val="Heading3"/>
+        <w:spacing w:before="200" w:after="100"/>
+      </w:pPr>
+      <w:r>
+        <w:rPr>
+          <w:b/>
+          <w:bCs/>
+          <w:sz w:val="26"/>
+          <w:szCs w:val="26"/>
+          <w:rFonts w:ascii="Arial" w:cs="Arial" w:eastAsia="Arial" w:hAnsi="Arial"/>
+        </w:rPr>
+        <w:t xml:space="preserve">Joint Cost-Effect Modeling</w:t>
+      </w:r>
+    </w:p>
+    <w:p>
+      <w:pPr>
+        <w:spacing w:after="120"/>
+      </w:pPr>
+      <w:r>
+        <w:rPr>
+          <w:sz w:val="24"/>
+          <w:szCs w:val="24"/>
+          <w:rFonts w:ascii="Arial" w:cs="Arial" w:eastAsia="Arial" w:hAnsi="Arial"/>
+        </w:rPr>
+        <w:t xml:space="preserve">Bayesian CEA models costs and effects jointly, propagating parameter uncertainty through to the decision:</w:t>
+      </w:r>
+    </w:p>
+    <w:p>
+      <w:pPr>
+        <w:spacing w:after="120"/>
+      </w:pPr>
+      <w:r>
+        <w:rPr>
+          <w:sz w:val="24"/>
+          <w:szCs w:val="24"/>
+          <w:rFonts w:ascii="Arial" w:cs="Arial" w:eastAsia="Arial" w:hAnsi="Arial"/>
+        </w:rPr>
+        <w:t xml:space="preserve">@model function bayesian_cea(costs_new, costs_std, effects_new, effects_std)</w:t>
+      </w:r>
+    </w:p>
+    <w:p>
+      <w:pPr>
+        <w:spacing w:after="120"/>
+      </w:pPr>
+      <w:r>
+        <w:rPr>
+          <w:sz w:val="24"/>
+          <w:szCs w:val="24"/>
+          <w:rFonts w:ascii="Arial" w:cs="Arial" w:eastAsia="Arial" w:hAnsi="Arial"/>
+        </w:rPr>
+        <w:t xml:space="preserve">μ_c_new ~ Normal(50000, 10000)</w:t>
+      </w:r>
+    </w:p>
+    <w:p>
+      <w:pPr>
+        <w:spacing w:after="120"/>
+      </w:pPr>
+      <w:r>
+        <w:rPr>
+          <w:sz w:val="24"/>
+          <w:szCs w:val="24"/>
+          <w:rFonts w:ascii="Arial" w:cs="Arial" w:eastAsia="Arial" w:hAnsi="Arial"/>
+        </w:rPr>
+        <w:t xml:space="preserve">μ_c_std ~ Normal(45000, 10000)</w:t>
+      </w:r>
+    </w:p>
+    <w:p>
+      <w:pPr>
+        <w:spacing w:after="120"/>
+      </w:pPr>
+      <w:r>
+        <w:rPr>
+          <w:sz w:val="24"/>
+          <w:szCs w:val="24"/>
+          <w:rFonts w:ascii="Arial" w:cs="Arial" w:eastAsia="Arial" w:hAnsi="Arial"/>
+        </w:rPr>
+        <w:t xml:space="preserve">μ_e_new ~ Normal(8.5, 1.0)</w:t>
+      </w:r>
+    </w:p>
+    <w:p>
+      <w:pPr>
+        <w:spacing w:after="120"/>
+      </w:pPr>
+      <w:r>
+        <w:rPr>
+          <w:sz w:val="24"/>
+          <w:szCs w:val="24"/>
+          <w:rFonts w:ascii="Arial" w:cs="Arial" w:eastAsia="Arial" w:hAnsi="Arial"/>
+        </w:rPr>
+        <w:t xml:space="preserve">μ_e_std ~ Normal(8.0, 1.0)</w:t>
+      </w:r>
+    </w:p>
+    <w:p>
+      <w:pPr>
+        <w:spacing w:after="120"/>
+      </w:pPr>
+      <w:r>
+        <w:rPr>
+          <w:sz w:val="24"/>
+          <w:szCs w:val="24"/>
+          <w:rFonts w:ascii="Arial" w:cs="Arial" w:eastAsia="Arial" w:hAnsi="Arial"/>
+        </w:rPr>
+        <w:t xml:space="preserve">σ_c ~ truncated(Normal(0, 5000), 0, Inf)</w:t>
+      </w:r>
+    </w:p>
+    <w:p>
+      <w:pPr>
+        <w:spacing w:after="120"/>
+      </w:pPr>
+      <w:r>
+        <w:rPr>
+          <w:sz w:val="24"/>
+          <w:szCs w:val="24"/>
+          <w:rFonts w:ascii="Arial" w:cs="Arial" w:eastAsia="Arial" w:hAnsi="Arial"/>
+        </w:rPr>
+        <w:t xml:space="preserve">σ_e ~ truncated(Normal(0, 0.5), 0, Inf)</w:t>
+      </w:r>
+    </w:p>
+    <w:p>
+      <w:pPr>
+        <w:spacing w:after="120"/>
+      </w:pPr>
+      <w:r>
+        <w:rPr>
+          <w:sz w:val="24"/>
+          <w:szCs w:val="24"/>
+          <w:rFonts w:ascii="Arial" w:cs="Arial" w:eastAsia="Arial" w:hAnsi="Arial"/>
+        </w:rPr>
+        <w:t xml:space="preserve">for i in eachindex(costs_new)</w:t>
+      </w:r>
+    </w:p>
+    <w:p>
+      <w:pPr>
+        <w:spacing w:after="120"/>
+      </w:pPr>
+      <w:r>
+        <w:rPr>
+          <w:sz w:val="24"/>
+          <w:szCs w:val="24"/>
+          <w:rFonts w:ascii="Arial" w:cs="Arial" w:eastAsia="Arial" w:hAnsi="Arial"/>
+        </w:rPr>
+        <w:t xml:space="preserve">costs_new[i] ~ Normal(μ_c_new, σ_c)</w:t>
+      </w:r>
+    </w:p>
+    <w:p>
+      <w:pPr>
+        <w:spacing w:after="120"/>
+      </w:pPr>
+      <w:r>
+        <w:rPr>
+          <w:sz w:val="24"/>
+          <w:szCs w:val="24"/>
+          <w:rFonts w:ascii="Arial" w:cs="Arial" w:eastAsia="Arial" w:hAnsi="Arial"/>
+        </w:rPr>
+        <w:t xml:space="preserve">effects_new[i] ~ Normal(μ_e_new, σ_e)</w:t>
+      </w:r>
+    </w:p>
+    <w:p>
+      <w:pPr>
+        <w:spacing w:after="120"/>
+      </w:pPr>
+      <w:r>
+        <w:rPr>
+          <w:sz w:val="24"/>
+          <w:szCs w:val="24"/>
+          <w:rFonts w:ascii="Arial" w:cs="Arial" w:eastAsia="Arial" w:hAnsi="Arial"/>
+        </w:rPr>
+        <w:t xml:space="preserve">end</w:t>
+      </w:r>
+    </w:p>
+    <w:p>
+      <w:pPr>
+        <w:spacing w:after="120"/>
+      </w:pPr>
+      <w:r>
+        <w:rPr>
+          <w:sz w:val="24"/>
+          <w:szCs w:val="24"/>
+          <w:rFonts w:ascii="Arial" w:cs="Arial" w:eastAsia="Arial" w:hAnsi="Arial"/>
+        </w:rPr>
+        <w:t xml:space="preserve">for i in eachindex(costs_std)</w:t>
+      </w:r>
+    </w:p>
+    <w:p>
+      <w:pPr>
+        <w:spacing w:after="120"/>
+      </w:pPr>
+      <w:r>
+        <w:rPr>
+          <w:sz w:val="24"/>
+          <w:szCs w:val="24"/>
+          <w:rFonts w:ascii="Arial" w:cs="Arial" w:eastAsia="Arial" w:hAnsi="Arial"/>
+        </w:rPr>
+        <w:t xml:space="preserve">costs_std[i] ~ Normal(μ_c_std, σ_c)</w:t>
+      </w:r>
+    </w:p>
+    <w:p>
+      <w:pPr>
+        <w:spacing w:after="120"/>
+      </w:pPr>
+      <w:r>
+        <w:rPr>
+          <w:sz w:val="24"/>
+          <w:szCs w:val="24"/>
+          <w:rFonts w:ascii="Arial" w:cs="Arial" w:eastAsia="Arial" w:hAnsi="Arial"/>
+        </w:rPr>
+        <w:t xml:space="preserve">effects_std[i] ~ Normal(μ_e_std, σ_e)</w:t>
+      </w:r>
+    </w:p>
+    <w:p>
+      <w:pPr>
+        <w:spacing w:after="120"/>
+      </w:pPr>
+      <w:r>
+        <w:rPr>
+          <w:sz w:val="24"/>
+          <w:szCs w:val="24"/>
+          <w:rFonts w:ascii="Arial" w:cs="Arial" w:eastAsia="Arial" w:hAnsi="Arial"/>
+        </w:rPr>
+        <w:t xml:space="preserve">end</w:t>
+      </w:r>
+    </w:p>
+    <w:p>
+      <w:pPr>
+        <w:spacing w:after="120"/>
+      </w:pPr>
+      <w:r>
+        <w:rPr>
+          <w:sz w:val="24"/>
+          <w:szCs w:val="24"/>
+          <w:rFonts w:ascii="Arial" w:cs="Arial" w:eastAsia="Arial" w:hAnsi="Arial"/>
+        </w:rPr>
+        <w:t xml:space="preserve">end</w:t>
+      </w:r>
+    </w:p>
+    <w:p>
+      <w:pPr>
+        <w:spacing w:after="120"/>
+      </w:pPr>
+      <w:r>
+        <w:rPr>
+          <w:sz w:val="24"/>
+          <w:szCs w:val="24"/>
+          <w:rFonts w:ascii="Arial" w:cs="Arial" w:eastAsia="Arial" w:hAnsi="Arial"/>
+        </w:rPr>
+        <w:t xml:space="preserve">From the posterior samples, compute incremental costs and effects:</w:t>
+      </w:r>
+    </w:p>
+    <w:p>
+      <w:pPr>
+        <w:spacing w:after="120"/>
+      </w:pPr>
+      <w:r>
+        <w:rPr>
+          <w:sz w:val="24"/>
+          <w:szCs w:val="24"/>
+          <w:rFonts w:ascii="Arial" w:cs="Arial" w:eastAsia="Arial" w:hAnsi="Arial"/>
+        </w:rPr>
+        <w:t xml:space="preserve">ΔC = chain[:μ_c_new] .- chain[:μ_c_std]</w:t>
+      </w:r>
+    </w:p>
+    <w:p>
+      <w:pPr>
+        <w:spacing w:after="120"/>
+      </w:pPr>
+      <w:r>
+        <w:rPr>
+          <w:sz w:val="24"/>
+          <w:szCs w:val="24"/>
+          <w:rFonts w:ascii="Arial" w:cs="Arial" w:eastAsia="Arial" w:hAnsi="Arial"/>
+        </w:rPr>
+        <w:t xml:space="preserve">ΔE = chain[:μ_e_new] .- chain[:μ_e_std]</w:t>
+      </w:r>
+    </w:p>
+    <w:p>
+      <w:pPr>
+        <w:spacing w:after="120"/>
+      </w:pPr>
+      <w:r>
+        <w:rPr>
+          <w:sz w:val="24"/>
+          <w:szCs w:val="24"/>
+          <w:rFonts w:ascii="Arial" w:cs="Arial" w:eastAsia="Arial" w:hAnsi="Arial"/>
+        </w:rPr>
+        <w:t xml:space="preserve">The CEAC is constructed by computing net benefit at each WTP threshold:</w:t>
+      </w:r>
+    </w:p>
+    <w:p>
+      <w:pPr>
+        <w:spacing w:after="120"/>
+      </w:pPr>
+      <w:r>
+        <w:rPr>
+          <w:sz w:val="24"/>
+          <w:szCs w:val="24"/>
+          <w:rFonts w:ascii="Arial" w:cs="Arial" w:eastAsia="Arial" w:hAnsi="Arial"/>
+        </w:rPr>
+        <w:t xml:space="preserve">λ_grid = 0:1000:200000</w:t>
+      </w:r>
+    </w:p>
+    <w:p>
+      <w:pPr>
+        <w:spacing w:after="120"/>
+      </w:pPr>
+      <w:r>
+        <w:rPr>
+          <w:sz w:val="24"/>
+          <w:szCs w:val="24"/>
+          <w:rFonts w:ascii="Arial" w:cs="Arial" w:eastAsia="Arial" w:hAnsi="Arial"/>
+        </w:rPr>
+        <w:t xml:space="preserve">ceac = [mean(λ .* ΔE .- ΔC .&gt; 0) for λ in λ_grid]</w:t>
+      </w:r>
+    </w:p>
+    <w:p>
+      <w:pPr>
+        <w:spacing w:after="120"/>
+      </w:pPr>
+      <w:r>
+        <w:rPr>
+          <w:sz w:val="24"/>
+          <w:szCs w:val="24"/>
+          <w:rFonts w:ascii="Arial" w:cs="Arial" w:eastAsia="Arial" w:hAnsi="Arial"/>
+        </w:rPr>
+        <w:t xml:space="preserve">EVPI is computed as:</w:t>
+      </w:r>
+    </w:p>
+    <w:p>
+      <w:pPr>
+        <w:spacing w:after="120"/>
+      </w:pPr>
+      <w:r>
+        <w:rPr>
+          <w:sz w:val="24"/>
+          <w:szCs w:val="24"/>
+          <w:rFonts w:ascii="Arial" w:cs="Arial" w:eastAsia="Arial" w:hAnsi="Arial"/>
+        </w:rPr>
+        <w:t xml:space="preserve">optimal_per_draw = max.(λ .* ΔE .- ΔC, 0)</w:t>
+      </w:r>
+    </w:p>
+    <w:p>
+      <w:pPr>
+        <w:spacing w:after="120"/>
+      </w:pPr>
+      <w:r>
+        <w:rPr>
+          <w:sz w:val="24"/>
+          <w:szCs w:val="24"/>
+          <w:rFonts w:ascii="Arial" w:cs="Arial" w:eastAsia="Arial" w:hAnsi="Arial"/>
+        </w:rPr>
+        <w:t xml:space="preserve">evpi = mean(optimal_per_draw) - max(mean(λ .* ΔE .- ΔC), 0)</w:t>
       </w:r>
     </w:p>
     <w:p>
@@ -449,20 +1101,189 @@
           <w:szCs w:val="30"/>
           <w:rFonts w:ascii="Arial" w:cs="Arial" w:eastAsia="Arial" w:hAnsi="Arial"/>
         </w:rPr>
-        <w:t xml:space="preserve">Bayesian NMA</w:t>
-      </w:r>
-    </w:p>
-    <w:p>
-      <w:pPr>
-        <w:spacing w:after="120"/>
-      </w:pPr>
-      <w:r>
-        <w:rPr>
-          <w:sz w:val="24"/>
-          <w:szCs w:val="24"/>
-          <w:rFonts w:ascii="Arial" w:cs="Arial" w:eastAsia="Arial" w:hAnsi="Arial"/>
-        </w:rPr>
-        <w:t xml:space="preserve">Network meta-analysis with random effects for between-study heterogeneity, consistency checking, and SUCRA ranking from posterior treatment effect draws.</w:t>
+        <w:t xml:space="preserve">Bayesian Network Meta-Analysis</w:t>
+      </w:r>
+    </w:p>
+    <w:p>
+      <w:pPr>
+        <w:spacing w:after="120"/>
+      </w:pPr>
+      <w:r>
+        <w:rPr>
+          <w:sz w:val="24"/>
+          <w:szCs w:val="24"/>
+          <w:rFonts w:ascii="Arial" w:cs="Arial" w:eastAsia="Arial" w:hAnsi="Arial"/>
+        </w:rPr>
+        <w:t xml:space="preserve">NMA in Turing.jl models the treatment effects across a network of trials with random effects for between-study heterogeneity:</w:t>
+      </w:r>
+    </w:p>
+    <w:p>
+      <w:pPr>
+        <w:spacing w:after="120"/>
+      </w:pPr>
+      <w:r>
+        <w:rPr>
+          <w:sz w:val="24"/>
+          <w:szCs w:val="24"/>
+          <w:rFonts w:ascii="Arial" w:cs="Arial" w:eastAsia="Arial" w:hAnsi="Arial"/>
+        </w:rPr>
+        <w:t xml:space="preserve">@model function nma(y, se, treat_a, treat_b, n_studies, n_treats)</w:t>
+      </w:r>
+    </w:p>
+    <w:p>
+      <w:pPr>
+        <w:spacing w:after="120"/>
+      </w:pPr>
+      <w:r>
+        <w:rPr>
+          <w:sz w:val="24"/>
+          <w:szCs w:val="24"/>
+          <w:rFonts w:ascii="Arial" w:cs="Arial" w:eastAsia="Arial" w:hAnsi="Arial"/>
+        </w:rPr>
+        <w:t xml:space="preserve">d = Vector{Float64}(undef, n_treats)</w:t>
+      </w:r>
+    </w:p>
+    <w:p>
+      <w:pPr>
+        <w:spacing w:after="120"/>
+      </w:pPr>
+      <w:r>
+        <w:rPr>
+          <w:sz w:val="24"/>
+          <w:szCs w:val="24"/>
+          <w:rFonts w:ascii="Arial" w:cs="Arial" w:eastAsia="Arial" w:hAnsi="Arial"/>
+        </w:rPr>
+        <w:t xml:space="preserve">d[1] = 0.0  # reference treatment</w:t>
+      </w:r>
+    </w:p>
+    <w:p>
+      <w:pPr>
+        <w:spacing w:after="120"/>
+      </w:pPr>
+      <w:r>
+        <w:rPr>
+          <w:sz w:val="24"/>
+          <w:szCs w:val="24"/>
+          <w:rFonts w:ascii="Arial" w:cs="Arial" w:eastAsia="Arial" w:hAnsi="Arial"/>
+        </w:rPr>
+        <w:t xml:space="preserve">for k in 2:n_treats</w:t>
+      </w:r>
+    </w:p>
+    <w:p>
+      <w:pPr>
+        <w:spacing w:after="120"/>
+      </w:pPr>
+      <w:r>
+        <w:rPr>
+          <w:sz w:val="24"/>
+          <w:szCs w:val="24"/>
+          <w:rFonts w:ascii="Arial" w:cs="Arial" w:eastAsia="Arial" w:hAnsi="Arial"/>
+        </w:rPr>
+        <w:t xml:space="preserve">d[k] ~ Normal(0, 10)</w:t>
+      </w:r>
+    </w:p>
+    <w:p>
+      <w:pPr>
+        <w:spacing w:after="120"/>
+      </w:pPr>
+      <w:r>
+        <w:rPr>
+          <w:sz w:val="24"/>
+          <w:szCs w:val="24"/>
+          <w:rFonts w:ascii="Arial" w:cs="Arial" w:eastAsia="Arial" w:hAnsi="Arial"/>
+        </w:rPr>
+        <w:t xml:space="preserve">end</w:t>
+      </w:r>
+    </w:p>
+    <w:p>
+      <w:pPr>
+        <w:spacing w:after="120"/>
+      </w:pPr>
+      <w:r>
+        <w:rPr>
+          <w:sz w:val="24"/>
+          <w:szCs w:val="24"/>
+          <w:rFonts w:ascii="Arial" w:cs="Arial" w:eastAsia="Arial" w:hAnsi="Arial"/>
+        </w:rPr>
+        <w:t xml:space="preserve">τ ~ truncated(Cauchy(0, 0.5), 0, Inf)</w:t>
+      </w:r>
+    </w:p>
+    <w:p>
+      <w:pPr>
+        <w:spacing w:after="120"/>
+      </w:pPr>
+      <w:r>
+        <w:rPr>
+          <w:sz w:val="24"/>
+          <w:szCs w:val="24"/>
+          <w:rFonts w:ascii="Arial" w:cs="Arial" w:eastAsia="Arial" w:hAnsi="Arial"/>
+        </w:rPr>
+        <w:t xml:space="preserve">for k in 1:n_studies</w:t>
+      </w:r>
+    </w:p>
+    <w:p>
+      <w:pPr>
+        <w:spacing w:after="120"/>
+      </w:pPr>
+      <w:r>
+        <w:rPr>
+          <w:sz w:val="24"/>
+          <w:szCs w:val="24"/>
+          <w:rFonts w:ascii="Arial" w:cs="Arial" w:eastAsia="Arial" w:hAnsi="Arial"/>
+        </w:rPr>
+        <w:t xml:space="preserve">δ ~ Normal(d[treat_b[k]] - d[treat_a[k]], τ)</w:t>
+      </w:r>
+    </w:p>
+    <w:p>
+      <w:pPr>
+        <w:spacing w:after="120"/>
+      </w:pPr>
+      <w:r>
+        <w:rPr>
+          <w:sz w:val="24"/>
+          <w:szCs w:val="24"/>
+          <w:rFonts w:ascii="Arial" w:cs="Arial" w:eastAsia="Arial" w:hAnsi="Arial"/>
+        </w:rPr>
+        <w:t xml:space="preserve">y[k] ~ Normal(δ, se[k])</w:t>
+      </w:r>
+    </w:p>
+    <w:p>
+      <w:pPr>
+        <w:spacing w:after="120"/>
+      </w:pPr>
+      <w:r>
+        <w:rPr>
+          <w:sz w:val="24"/>
+          <w:szCs w:val="24"/>
+          <w:rFonts w:ascii="Arial" w:cs="Arial" w:eastAsia="Arial" w:hAnsi="Arial"/>
+        </w:rPr>
+        <w:t xml:space="preserve">end</w:t>
+      </w:r>
+    </w:p>
+    <w:p>
+      <w:pPr>
+        <w:spacing w:after="120"/>
+      </w:pPr>
+      <w:r>
+        <w:rPr>
+          <w:sz w:val="24"/>
+          <w:szCs w:val="24"/>
+          <w:rFonts w:ascii="Arial" w:cs="Arial" w:eastAsia="Arial" w:hAnsi="Arial"/>
+        </w:rPr>
+        <w:t xml:space="preserve">end</w:t>
+      </w:r>
+    </w:p>
+    <w:p>
+      <w:pPr>
+        <w:spacing w:after="120"/>
+      </w:pPr>
+      <w:r>
+        <w:rPr>
+          <w:sz w:val="24"/>
+          <w:szCs w:val="24"/>
+          <w:rFonts w:ascii="Arial" w:cs="Arial" w:eastAsia="Arial" w:hAnsi="Arial"/>
+        </w:rPr>
+        <w:t xml:space="preserve">Treatment rankings are computed from the posterior: for each MCMC draw, rank treatments by their estimated effect d[k], then compute the probability that each treatment is best (rank 1) and the SUCRA score.</w:t>
       </w:r>
     </w:p>
     <w:p>
@@ -491,8 +1312,956 @@
           <w:szCs w:val="24"/>
           <w:rFonts w:ascii="Arial" w:cs="Arial" w:eastAsia="Arial" w:hAnsi="Arial"/>
         </w:rPr>
-        <w:t xml:space="preserve">WAIC and LOO-CV via ParetoSmooth.jl for comparing model fit across alternative specifications. Posterior predictive checks for model validation.</w:t>
-      </w:r>
+        <w:t xml:space="preserve">Bayesian model comparison uses WAIC and LOO-CV via ParetoSmooth.jl:</w:t>
+      </w:r>
+    </w:p>
+    <w:p>
+      <w:pPr>
+        <w:spacing w:after="120"/>
+      </w:pPr>
+      <w:r>
+        <w:rPr>
+          <w:sz w:val="24"/>
+          <w:szCs w:val="24"/>
+          <w:rFonts w:ascii="Arial" w:cs="Arial" w:eastAsia="Arial" w:hAnsi="Arial"/>
+        </w:rPr>
+        <w:t xml:space="preserve">using ParetoSmooth</w:t>
+      </w:r>
+    </w:p>
+    <w:p>
+      <w:pPr>
+        <w:spacing w:after="120"/>
+      </w:pPr>
+      <w:r>
+        <w:rPr>
+          <w:sz w:val="24"/>
+          <w:szCs w:val="24"/>
+          <w:rFonts w:ascii="Arial" w:cs="Arial" w:eastAsia="Arial" w:hAnsi="Arial"/>
+        </w:rPr>
+        <w:t xml:space="preserve">waic_result = waic(chain, model)</w:t>
+      </w:r>
+    </w:p>
+    <w:p>
+      <w:pPr>
+        <w:spacing w:after="120"/>
+      </w:pPr>
+      <w:r>
+        <w:rPr>
+          <w:sz w:val="24"/>
+          <w:szCs w:val="24"/>
+          <w:rFonts w:ascii="Arial" w:cs="Arial" w:eastAsia="Arial" w:hAnsi="Arial"/>
+        </w:rPr>
+        <w:t xml:space="preserve">loo_result = loo(chain, model)</w:t>
+      </w:r>
+    </w:p>
+    <w:p>
+      <w:pPr>
+        <w:spacing w:after="120"/>
+      </w:pPr>
+      <w:r>
+        <w:rPr>
+          <w:sz w:val="24"/>
+          <w:szCs w:val="24"/>
+          <w:rFonts w:ascii="Arial" w:cs="Arial" w:eastAsia="Arial" w:hAnsi="Arial"/>
+        </w:rPr>
+        <w:t xml:space="preserve">Lower WAIC/LOO-IC indicates better out-of-sample predictive performance. The Pareto k diagnostic identifies observations with high influence on the LOO estimate — values above 0.7 suggest unreliable LOO estimates for those observations.</w:t>
+      </w:r>
+    </w:p>
+    <w:p>
+      <w:pPr>
+        <w:spacing w:after="120"/>
+      </w:pPr>
+      <w:r>
+        <w:rPr>
+          <w:sz w:val="24"/>
+          <w:szCs w:val="24"/>
+          <w:rFonts w:ascii="Arial" w:cs="Arial" w:eastAsia="Arial" w:hAnsi="Arial"/>
+        </w:rPr>
+        <w:t xml:space="preserve">Posterior predictive checks generate simulated datasets from the posterior and compare their statistical properties to the observed data, assessing whether the model can reproduce the salient features of the data (distributional shape, tail behavior, key summary statistics).</w:t>
+      </w:r>
+    </w:p>
+    <w:p>
+      <w:pPr>
+        <w:spacing w:after="120"/>
+      </w:pPr>
+      <w:r>
+        <w:rPr>
+          <w:sz w:val="24"/>
+          <w:szCs w:val="24"/>
+          <w:rFonts w:ascii="Arial" w:cs="Arial" w:eastAsia="Arial" w:hAnsi="Arial"/>
+        </w:rPr>
+      </w:r>
+      <w:r>
+        <w:rPr>
+          <w:b/>
+          <w:bCs/>
+          <w:sz w:val="24"/>
+          <w:szCs w:val="24"/>
+          <w:rFonts w:ascii="Arial" w:cs="Arial" w:eastAsia="Arial" w:hAnsi="Arial"/>
+        </w:rPr>
+        <w:t xml:space="preserve">Table 22.1: Turing.jl Implementation Guide</w:t>
+      </w:r>
+      <w:r>
+        <w:rPr>
+          <w:sz w:val="24"/>
+          <w:szCs w:val="24"/>
+          <w:rFonts w:ascii="Arial" w:cs="Arial" w:eastAsia="Arial" w:hAnsi="Arial"/>
+        </w:rPr>
+      </w:r>
+    </w:p>
+    <w:tbl>
+      <w:tblPr>
+        <w:tblW w:type="dxa" w:w="9360"/>
+        <w:tblBorders>
+          <w:top w:val="single" w:color="auto" w:sz="4"/>
+          <w:left w:val="single" w:color="auto" w:sz="4"/>
+          <w:bottom w:val="single" w:color="auto" w:sz="4"/>
+          <w:right w:val="single" w:color="auto" w:sz="4"/>
+          <w:insideH w:val="single" w:color="auto" w:sz="4"/>
+          <w:insideV w:val="single" w:color="auto" w:sz="4"/>
+        </w:tblBorders>
+      </w:tblPr>
+      <w:tblGrid>
+        <w:gridCol w:w="2340"/>
+        <w:gridCol w:w="2340"/>
+        <w:gridCol w:w="2340"/>
+        <w:gridCol w:w="2340"/>
+      </w:tblGrid>
+      <w:tr>
+        <w:tc>
+          <w:tcPr>
+            <w:tcW w:type="dxa" w:w="2340"/>
+            <w:tcBorders>
+              <w:top w:val="single" w:color="999999" w:sz="1"/>
+              <w:left w:val="single" w:color="999999" w:sz="1"/>
+              <w:bottom w:val="single" w:color="999999" w:sz="1"/>
+              <w:right w:val="single" w:color="999999" w:sz="1"/>
+            </w:tcBorders>
+            <w:shd w:fill="D5E8F0" w:val="clear"/>
+            <w:tcMar>
+              <w:top w:type="dxa" w:w="40"/>
+              <w:left w:type="dxa" w:w="80"/>
+              <w:bottom w:type="dxa" w:w="40"/>
+              <w:right w:type="dxa" w:w="80"/>
+            </w:tcMar>
+          </w:tcPr>
+          <w:p>
+            <w:r>
+              <w:rPr>
+                <w:b/>
+                <w:bCs/>
+                <w:sz w:val="17"/>
+                <w:szCs w:val="17"/>
+                <w:rFonts w:ascii="Arial" w:cs="Arial" w:eastAsia="Arial" w:hAnsi="Arial"/>
+              </w:rPr>
+              <w:t xml:space="preserve">Model Type</w:t>
+            </w:r>
+          </w:p>
+        </w:tc>
+        <w:tc>
+          <w:tcPr>
+            <w:tcW w:type="dxa" w:w="2340"/>
+            <w:tcBorders>
+              <w:top w:val="single" w:color="999999" w:sz="1"/>
+              <w:left w:val="single" w:color="999999" w:sz="1"/>
+              <w:bottom w:val="single" w:color="999999" w:sz="1"/>
+              <w:right w:val="single" w:color="999999" w:sz="1"/>
+            </w:tcBorders>
+            <w:shd w:fill="D5E8F0" w:val="clear"/>
+            <w:tcMar>
+              <w:top w:type="dxa" w:w="40"/>
+              <w:left w:type="dxa" w:w="80"/>
+              <w:bottom w:type="dxa" w:w="40"/>
+              <w:right w:type="dxa" w:w="80"/>
+            </w:tcMar>
+          </w:tcPr>
+          <w:p>
+            <w:r>
+              <w:rPr>
+                <w:b/>
+                <w:bCs/>
+                <w:sz w:val="17"/>
+                <w:szCs w:val="17"/>
+                <w:rFonts w:ascii="Arial" w:cs="Arial" w:eastAsia="Arial" w:hAnsi="Arial"/>
+              </w:rPr>
+              <w:t xml:space="preserve">Key Turing.jl Features</w:t>
+            </w:r>
+          </w:p>
+        </w:tc>
+        <w:tc>
+          <w:tcPr>
+            <w:tcW w:type="dxa" w:w="2340"/>
+            <w:tcBorders>
+              <w:top w:val="single" w:color="999999" w:sz="1"/>
+              <w:left w:val="single" w:color="999999" w:sz="1"/>
+              <w:bottom w:val="single" w:color="999999" w:sz="1"/>
+              <w:right w:val="single" w:color="999999" w:sz="1"/>
+            </w:tcBorders>
+            <w:shd w:fill="D5E8F0" w:val="clear"/>
+            <w:tcMar>
+              <w:top w:type="dxa" w:w="40"/>
+              <w:left w:type="dxa" w:w="80"/>
+              <w:bottom w:type="dxa" w:w="40"/>
+              <w:right w:type="dxa" w:w="80"/>
+            </w:tcMar>
+          </w:tcPr>
+          <w:p>
+            <w:r>
+              <w:rPr>
+                <w:b/>
+                <w:bCs/>
+                <w:sz w:val="17"/>
+                <w:szCs w:val="17"/>
+                <w:rFonts w:ascii="Arial" w:cs="Arial" w:eastAsia="Arial" w:hAnsi="Arial"/>
+              </w:rPr>
+              <w:t xml:space="preserve">Sampler</w:t>
+            </w:r>
+          </w:p>
+        </w:tc>
+        <w:tc>
+          <w:tcPr>
+            <w:tcW w:type="dxa" w:w="2340"/>
+            <w:tcBorders>
+              <w:top w:val="single" w:color="999999" w:sz="1"/>
+              <w:left w:val="single" w:color="999999" w:sz="1"/>
+              <w:bottom w:val="single" w:color="999999" w:sz="1"/>
+              <w:right w:val="single" w:color="999999" w:sz="1"/>
+            </w:tcBorders>
+            <w:shd w:fill="D5E8F0" w:val="clear"/>
+            <w:tcMar>
+              <w:top w:type="dxa" w:w="40"/>
+              <w:left w:type="dxa" w:w="80"/>
+              <w:bottom w:type="dxa" w:w="40"/>
+              <w:right w:type="dxa" w:w="80"/>
+            </w:tcMar>
+          </w:tcPr>
+          <w:p>
+            <w:r>
+              <w:rPr>
+                <w:b/>
+                <w:bCs/>
+                <w:sz w:val="17"/>
+                <w:szCs w:val="17"/>
+                <w:rFonts w:ascii="Arial" w:cs="Arial" w:eastAsia="Arial" w:hAnsi="Arial"/>
+              </w:rPr>
+              <w:t xml:space="preserve">Typical ESS/sec</w:t>
+            </w:r>
+          </w:p>
+        </w:tc>
+      </w:tr>
+      <w:tr>
+        <w:tc>
+          <w:tcPr>
+            <w:tcW w:type="dxa" w:w="2340"/>
+            <w:tcBorders>
+              <w:top w:val="single" w:color="999999" w:sz="1"/>
+              <w:left w:val="single" w:color="999999" w:sz="1"/>
+              <w:bottom w:val="single" w:color="999999" w:sz="1"/>
+              <w:right w:val="single" w:color="999999" w:sz="1"/>
+            </w:tcBorders>
+            <w:tcMar>
+              <w:top w:type="dxa" w:w="40"/>
+              <w:left w:type="dxa" w:w="80"/>
+              <w:bottom w:type="dxa" w:w="40"/>
+              <w:right w:type="dxa" w:w="80"/>
+            </w:tcMar>
+          </w:tcPr>
+          <w:p>
+            <w:r>
+              <w:rPr>
+                <w:b w:val="false"/>
+                <w:bCs w:val="false"/>
+                <w:sz w:val="17"/>
+                <w:szCs w:val="17"/>
+                <w:rFonts w:ascii="Arial" w:cs="Arial" w:eastAsia="Arial" w:hAnsi="Arial"/>
+              </w:rPr>
+              <w:t xml:space="preserve">Linear regression</w:t>
+            </w:r>
+          </w:p>
+        </w:tc>
+        <w:tc>
+          <w:tcPr>
+            <w:tcW w:type="dxa" w:w="2340"/>
+            <w:tcBorders>
+              <w:top w:val="single" w:color="999999" w:sz="1"/>
+              <w:left w:val="single" w:color="999999" w:sz="1"/>
+              <w:bottom w:val="single" w:color="999999" w:sz="1"/>
+              <w:right w:val="single" w:color="999999" w:sz="1"/>
+            </w:tcBorders>
+            <w:tcMar>
+              <w:top w:type="dxa" w:w="40"/>
+              <w:left w:type="dxa" w:w="80"/>
+              <w:bottom w:type="dxa" w:w="40"/>
+              <w:right w:type="dxa" w:w="80"/>
+            </w:tcMar>
+          </w:tcPr>
+          <w:p>
+            <w:r>
+              <w:rPr>
+                <w:b w:val="false"/>
+                <w:bCs w:val="false"/>
+                <w:sz w:val="17"/>
+                <w:szCs w:val="17"/>
+                <w:rFonts w:ascii="Arial" w:cs="Arial" w:eastAsia="Arial" w:hAnsi="Arial"/>
+              </w:rPr>
+              <w:t xml:space="preserve">MvNormal prior, Normal likelihood</w:t>
+            </w:r>
+          </w:p>
+        </w:tc>
+        <w:tc>
+          <w:tcPr>
+            <w:tcW w:type="dxa" w:w="2340"/>
+            <w:tcBorders>
+              <w:top w:val="single" w:color="999999" w:sz="1"/>
+              <w:left w:val="single" w:color="999999" w:sz="1"/>
+              <w:bottom w:val="single" w:color="999999" w:sz="1"/>
+              <w:right w:val="single" w:color="999999" w:sz="1"/>
+            </w:tcBorders>
+            <w:tcMar>
+              <w:top w:type="dxa" w:w="40"/>
+              <w:left w:type="dxa" w:w="80"/>
+              <w:bottom w:type="dxa" w:w="40"/>
+              <w:right w:type="dxa" w:w="80"/>
+            </w:tcMar>
+          </w:tcPr>
+          <w:p>
+            <w:r>
+              <w:rPr>
+                <w:b w:val="false"/>
+                <w:bCs w:val="false"/>
+                <w:sz w:val="17"/>
+                <w:szCs w:val="17"/>
+                <w:rFonts w:ascii="Arial" w:cs="Arial" w:eastAsia="Arial" w:hAnsi="Arial"/>
+              </w:rPr>
+              <w:t xml:space="preserve">NUTS</w:t>
+            </w:r>
+          </w:p>
+        </w:tc>
+        <w:tc>
+          <w:tcPr>
+            <w:tcW w:type="dxa" w:w="2340"/>
+            <w:tcBorders>
+              <w:top w:val="single" w:color="999999" w:sz="1"/>
+              <w:left w:val="single" w:color="999999" w:sz="1"/>
+              <w:bottom w:val="single" w:color="999999" w:sz="1"/>
+              <w:right w:val="single" w:color="999999" w:sz="1"/>
+            </w:tcBorders>
+            <w:tcMar>
+              <w:top w:type="dxa" w:w="40"/>
+              <w:left w:type="dxa" w:w="80"/>
+              <w:bottom w:type="dxa" w:w="40"/>
+              <w:right w:type="dxa" w:w="80"/>
+            </w:tcMar>
+          </w:tcPr>
+          <w:p>
+            <w:r>
+              <w:rPr>
+                <w:b w:val="false"/>
+                <w:bCs w:val="false"/>
+                <w:sz w:val="17"/>
+                <w:szCs w:val="17"/>
+                <w:rFonts w:ascii="Arial" w:cs="Arial" w:eastAsia="Arial" w:hAnsi="Arial"/>
+              </w:rPr>
+              <w:t xml:space="preserve">1000+</w:t>
+            </w:r>
+          </w:p>
+        </w:tc>
+      </w:tr>
+      <w:tr>
+        <w:tc>
+          <w:tcPr>
+            <w:tcW w:type="dxa" w:w="2340"/>
+            <w:tcBorders>
+              <w:top w:val="single" w:color="999999" w:sz="1"/>
+              <w:left w:val="single" w:color="999999" w:sz="1"/>
+              <w:bottom w:val="single" w:color="999999" w:sz="1"/>
+              <w:right w:val="single" w:color="999999" w:sz="1"/>
+            </w:tcBorders>
+            <w:tcMar>
+              <w:top w:type="dxa" w:w="40"/>
+              <w:left w:type="dxa" w:w="80"/>
+              <w:bottom w:type="dxa" w:w="40"/>
+              <w:right w:type="dxa" w:w="80"/>
+            </w:tcMar>
+          </w:tcPr>
+          <w:p>
+            <w:r>
+              <w:rPr>
+                <w:b w:val="false"/>
+                <w:bCs w:val="false"/>
+                <w:sz w:val="17"/>
+                <w:szCs w:val="17"/>
+                <w:rFonts w:ascii="Arial" w:cs="Arial" w:eastAsia="Arial" w:hAnsi="Arial"/>
+              </w:rPr>
+              <w:t xml:space="preserve">Logistic regression</w:t>
+            </w:r>
+          </w:p>
+        </w:tc>
+        <w:tc>
+          <w:tcPr>
+            <w:tcW w:type="dxa" w:w="2340"/>
+            <w:tcBorders>
+              <w:top w:val="single" w:color="999999" w:sz="1"/>
+              <w:left w:val="single" w:color="999999" w:sz="1"/>
+              <w:bottom w:val="single" w:color="999999" w:sz="1"/>
+              <w:right w:val="single" w:color="999999" w:sz="1"/>
+            </w:tcBorders>
+            <w:tcMar>
+              <w:top w:type="dxa" w:w="40"/>
+              <w:left w:type="dxa" w:w="80"/>
+              <w:bottom w:type="dxa" w:w="40"/>
+              <w:right w:type="dxa" w:w="80"/>
+            </w:tcMar>
+          </w:tcPr>
+          <w:p>
+            <w:r>
+              <w:rPr>
+                <w:b w:val="false"/>
+                <w:bCs w:val="false"/>
+                <w:sz w:val="17"/>
+                <w:szCs w:val="17"/>
+                <w:rFonts w:ascii="Arial" w:cs="Arial" w:eastAsia="Arial" w:hAnsi="Arial"/>
+              </w:rPr>
+              <w:t xml:space="preserve">BernoulliLogit, vectorized</w:t>
+            </w:r>
+          </w:p>
+        </w:tc>
+        <w:tc>
+          <w:tcPr>
+            <w:tcW w:type="dxa" w:w="2340"/>
+            <w:tcBorders>
+              <w:top w:val="single" w:color="999999" w:sz="1"/>
+              <w:left w:val="single" w:color="999999" w:sz="1"/>
+              <w:bottom w:val="single" w:color="999999" w:sz="1"/>
+              <w:right w:val="single" w:color="999999" w:sz="1"/>
+            </w:tcBorders>
+            <w:tcMar>
+              <w:top w:type="dxa" w:w="40"/>
+              <w:left w:type="dxa" w:w="80"/>
+              <w:bottom w:type="dxa" w:w="40"/>
+              <w:right w:type="dxa" w:w="80"/>
+            </w:tcMar>
+          </w:tcPr>
+          <w:p>
+            <w:r>
+              <w:rPr>
+                <w:b w:val="false"/>
+                <w:bCs w:val="false"/>
+                <w:sz w:val="17"/>
+                <w:szCs w:val="17"/>
+                <w:rFonts w:ascii="Arial" w:cs="Arial" w:eastAsia="Arial" w:hAnsi="Arial"/>
+              </w:rPr>
+              <w:t xml:space="preserve">NUTS</w:t>
+            </w:r>
+          </w:p>
+        </w:tc>
+        <w:tc>
+          <w:tcPr>
+            <w:tcW w:type="dxa" w:w="2340"/>
+            <w:tcBorders>
+              <w:top w:val="single" w:color="999999" w:sz="1"/>
+              <w:left w:val="single" w:color="999999" w:sz="1"/>
+              <w:bottom w:val="single" w:color="999999" w:sz="1"/>
+              <w:right w:val="single" w:color="999999" w:sz="1"/>
+            </w:tcBorders>
+            <w:tcMar>
+              <w:top w:type="dxa" w:w="40"/>
+              <w:left w:type="dxa" w:w="80"/>
+              <w:bottom w:type="dxa" w:w="40"/>
+              <w:right w:type="dxa" w:w="80"/>
+            </w:tcMar>
+          </w:tcPr>
+          <w:p>
+            <w:r>
+              <w:rPr>
+                <w:b w:val="false"/>
+                <w:bCs w:val="false"/>
+                <w:sz w:val="17"/>
+                <w:szCs w:val="17"/>
+                <w:rFonts w:ascii="Arial" w:cs="Arial" w:eastAsia="Arial" w:hAnsi="Arial"/>
+              </w:rPr>
+              <w:t xml:space="preserve">500-1000</w:t>
+            </w:r>
+          </w:p>
+        </w:tc>
+      </w:tr>
+      <w:tr>
+        <w:tc>
+          <w:tcPr>
+            <w:tcW w:type="dxa" w:w="2340"/>
+            <w:tcBorders>
+              <w:top w:val="single" w:color="999999" w:sz="1"/>
+              <w:left w:val="single" w:color="999999" w:sz="1"/>
+              <w:bottom w:val="single" w:color="999999" w:sz="1"/>
+              <w:right w:val="single" w:color="999999" w:sz="1"/>
+            </w:tcBorders>
+            <w:tcMar>
+              <w:top w:type="dxa" w:w="40"/>
+              <w:left w:type="dxa" w:w="80"/>
+              <w:bottom w:type="dxa" w:w="40"/>
+              <w:right w:type="dxa" w:w="80"/>
+            </w:tcMar>
+          </w:tcPr>
+          <w:p>
+            <w:r>
+              <w:rPr>
+                <w:b w:val="false"/>
+                <w:bCs w:val="false"/>
+                <w:sz w:val="17"/>
+                <w:szCs w:val="17"/>
+                <w:rFonts w:ascii="Arial" w:cs="Arial" w:eastAsia="Arial" w:hAnsi="Arial"/>
+              </w:rPr>
+              <w:t xml:space="preserve">Hierarchical (hospital profiling)</w:t>
+            </w:r>
+          </w:p>
+        </w:tc>
+        <w:tc>
+          <w:tcPr>
+            <w:tcW w:type="dxa" w:w="2340"/>
+            <w:tcBorders>
+              <w:top w:val="single" w:color="999999" w:sz="1"/>
+              <w:left w:val="single" w:color="999999" w:sz="1"/>
+              <w:bottom w:val="single" w:color="999999" w:sz="1"/>
+              <w:right w:val="single" w:color="999999" w:sz="1"/>
+            </w:tcBorders>
+            <w:tcMar>
+              <w:top w:type="dxa" w:w="40"/>
+              <w:left w:type="dxa" w:w="80"/>
+              <w:bottom w:type="dxa" w:w="40"/>
+              <w:right w:type="dxa" w:w="80"/>
+            </w:tcMar>
+          </w:tcPr>
+          <w:p>
+            <w:r>
+              <w:rPr>
+                <w:b w:val="false"/>
+                <w:bCs w:val="false"/>
+                <w:sz w:val="17"/>
+                <w:szCs w:val="17"/>
+                <w:rFonts w:ascii="Arial" w:cs="Arial" w:eastAsia="Arial" w:hAnsi="Arial"/>
+              </w:rPr>
+              <w:t xml:space="preserve">Random effects + hyperpriors</w:t>
+            </w:r>
+          </w:p>
+        </w:tc>
+        <w:tc>
+          <w:tcPr>
+            <w:tcW w:type="dxa" w:w="2340"/>
+            <w:tcBorders>
+              <w:top w:val="single" w:color="999999" w:sz="1"/>
+              <w:left w:val="single" w:color="999999" w:sz="1"/>
+              <w:bottom w:val="single" w:color="999999" w:sz="1"/>
+              <w:right w:val="single" w:color="999999" w:sz="1"/>
+            </w:tcBorders>
+            <w:tcMar>
+              <w:top w:type="dxa" w:w="40"/>
+              <w:left w:type="dxa" w:w="80"/>
+              <w:bottom w:type="dxa" w:w="40"/>
+              <w:right w:type="dxa" w:w="80"/>
+            </w:tcMar>
+          </w:tcPr>
+          <w:p>
+            <w:r>
+              <w:rPr>
+                <w:b w:val="false"/>
+                <w:bCs w:val="false"/>
+                <w:sz w:val="17"/>
+                <w:szCs w:val="17"/>
+                <w:rFonts w:ascii="Arial" w:cs="Arial" w:eastAsia="Arial" w:hAnsi="Arial"/>
+              </w:rPr>
+              <w:t xml:space="preserve">NUTS</w:t>
+            </w:r>
+          </w:p>
+        </w:tc>
+        <w:tc>
+          <w:tcPr>
+            <w:tcW w:type="dxa" w:w="2340"/>
+            <w:tcBorders>
+              <w:top w:val="single" w:color="999999" w:sz="1"/>
+              <w:left w:val="single" w:color="999999" w:sz="1"/>
+              <w:bottom w:val="single" w:color="999999" w:sz="1"/>
+              <w:right w:val="single" w:color="999999" w:sz="1"/>
+            </w:tcBorders>
+            <w:tcMar>
+              <w:top w:type="dxa" w:w="40"/>
+              <w:left w:type="dxa" w:w="80"/>
+              <w:bottom w:type="dxa" w:w="40"/>
+              <w:right w:type="dxa" w:w="80"/>
+            </w:tcMar>
+          </w:tcPr>
+          <w:p>
+            <w:r>
+              <w:rPr>
+                <w:b w:val="false"/>
+                <w:bCs w:val="false"/>
+                <w:sz w:val="17"/>
+                <w:szCs w:val="17"/>
+                <w:rFonts w:ascii="Arial" w:cs="Arial" w:eastAsia="Arial" w:hAnsi="Arial"/>
+              </w:rPr>
+              <w:t xml:space="preserve">200-500</w:t>
+            </w:r>
+          </w:p>
+        </w:tc>
+      </w:tr>
+      <w:tr>
+        <w:tc>
+          <w:tcPr>
+            <w:tcW w:type="dxa" w:w="2340"/>
+            <w:tcBorders>
+              <w:top w:val="single" w:color="999999" w:sz="1"/>
+              <w:left w:val="single" w:color="999999" w:sz="1"/>
+              <w:bottom w:val="single" w:color="999999" w:sz="1"/>
+              <w:right w:val="single" w:color="999999" w:sz="1"/>
+            </w:tcBorders>
+            <w:tcMar>
+              <w:top w:type="dxa" w:w="40"/>
+              <w:left w:type="dxa" w:w="80"/>
+              <w:bottom w:type="dxa" w:w="40"/>
+              <w:right w:type="dxa" w:w="80"/>
+            </w:tcMar>
+          </w:tcPr>
+          <w:p>
+            <w:r>
+              <w:rPr>
+                <w:b w:val="false"/>
+                <w:bCs w:val="false"/>
+                <w:sz w:val="17"/>
+                <w:szCs w:val="17"/>
+                <w:rFonts w:ascii="Arial" w:cs="Arial" w:eastAsia="Arial" w:hAnsi="Arial"/>
+              </w:rPr>
+              <w:t xml:space="preserve">Cost-effectiveness</w:t>
+            </w:r>
+          </w:p>
+        </w:tc>
+        <w:tc>
+          <w:tcPr>
+            <w:tcW w:type="dxa" w:w="2340"/>
+            <w:tcBorders>
+              <w:top w:val="single" w:color="999999" w:sz="1"/>
+              <w:left w:val="single" w:color="999999" w:sz="1"/>
+              <w:bottom w:val="single" w:color="999999" w:sz="1"/>
+              <w:right w:val="single" w:color="999999" w:sz="1"/>
+            </w:tcBorders>
+            <w:tcMar>
+              <w:top w:type="dxa" w:w="40"/>
+              <w:left w:type="dxa" w:w="80"/>
+              <w:bottom w:type="dxa" w:w="40"/>
+              <w:right w:type="dxa" w:w="80"/>
+            </w:tcMar>
+          </w:tcPr>
+          <w:p>
+            <w:r>
+              <w:rPr>
+                <w:b w:val="false"/>
+                <w:bCs w:val="false"/>
+                <w:sz w:val="17"/>
+                <w:szCs w:val="17"/>
+                <w:rFonts w:ascii="Arial" w:cs="Arial" w:eastAsia="Arial" w:hAnsi="Arial"/>
+              </w:rPr>
+              <w:t xml:space="preserve">Joint cost-effect, net benefit</w:t>
+            </w:r>
+          </w:p>
+        </w:tc>
+        <w:tc>
+          <w:tcPr>
+            <w:tcW w:type="dxa" w:w="2340"/>
+            <w:tcBorders>
+              <w:top w:val="single" w:color="999999" w:sz="1"/>
+              <w:left w:val="single" w:color="999999" w:sz="1"/>
+              <w:bottom w:val="single" w:color="999999" w:sz="1"/>
+              <w:right w:val="single" w:color="999999" w:sz="1"/>
+            </w:tcBorders>
+            <w:tcMar>
+              <w:top w:type="dxa" w:w="40"/>
+              <w:left w:type="dxa" w:w="80"/>
+              <w:bottom w:type="dxa" w:w="40"/>
+              <w:right w:type="dxa" w:w="80"/>
+            </w:tcMar>
+          </w:tcPr>
+          <w:p>
+            <w:r>
+              <w:rPr>
+                <w:b w:val="false"/>
+                <w:bCs w:val="false"/>
+                <w:sz w:val="17"/>
+                <w:szCs w:val="17"/>
+                <w:rFonts w:ascii="Arial" w:cs="Arial" w:eastAsia="Arial" w:hAnsi="Arial"/>
+              </w:rPr>
+              <w:t xml:space="preserve">NUTS</w:t>
+            </w:r>
+          </w:p>
+        </w:tc>
+        <w:tc>
+          <w:tcPr>
+            <w:tcW w:type="dxa" w:w="2340"/>
+            <w:tcBorders>
+              <w:top w:val="single" w:color="999999" w:sz="1"/>
+              <w:left w:val="single" w:color="999999" w:sz="1"/>
+              <w:bottom w:val="single" w:color="999999" w:sz="1"/>
+              <w:right w:val="single" w:color="999999" w:sz="1"/>
+            </w:tcBorders>
+            <w:tcMar>
+              <w:top w:type="dxa" w:w="40"/>
+              <w:left w:type="dxa" w:w="80"/>
+              <w:bottom w:type="dxa" w:w="40"/>
+              <w:right w:type="dxa" w:w="80"/>
+            </w:tcMar>
+          </w:tcPr>
+          <w:p>
+            <w:r>
+              <w:rPr>
+                <w:b w:val="false"/>
+                <w:bCs w:val="false"/>
+                <w:sz w:val="17"/>
+                <w:szCs w:val="17"/>
+                <w:rFonts w:ascii="Arial" w:cs="Arial" w:eastAsia="Arial" w:hAnsi="Arial"/>
+              </w:rPr>
+              <w:t xml:space="preserve">500+</w:t>
+            </w:r>
+          </w:p>
+        </w:tc>
+      </w:tr>
+      <w:tr>
+        <w:tc>
+          <w:tcPr>
+            <w:tcW w:type="dxa" w:w="2340"/>
+            <w:tcBorders>
+              <w:top w:val="single" w:color="999999" w:sz="1"/>
+              <w:left w:val="single" w:color="999999" w:sz="1"/>
+              <w:bottom w:val="single" w:color="999999" w:sz="1"/>
+              <w:right w:val="single" w:color="999999" w:sz="1"/>
+            </w:tcBorders>
+            <w:tcMar>
+              <w:top w:type="dxa" w:w="40"/>
+              <w:left w:type="dxa" w:w="80"/>
+              <w:bottom w:type="dxa" w:w="40"/>
+              <w:right w:type="dxa" w:w="80"/>
+            </w:tcMar>
+          </w:tcPr>
+          <w:p>
+            <w:r>
+              <w:rPr>
+                <w:b w:val="false"/>
+                <w:bCs w:val="false"/>
+                <w:sz w:val="17"/>
+                <w:szCs w:val="17"/>
+                <w:rFonts w:ascii="Arial" w:cs="Arial" w:eastAsia="Arial" w:hAnsi="Arial"/>
+              </w:rPr>
+              <w:t xml:space="preserve">Network meta-analysis</w:t>
+            </w:r>
+          </w:p>
+        </w:tc>
+        <w:tc>
+          <w:tcPr>
+            <w:tcW w:type="dxa" w:w="2340"/>
+            <w:tcBorders>
+              <w:top w:val="single" w:color="999999" w:sz="1"/>
+              <w:left w:val="single" w:color="999999" w:sz="1"/>
+              <w:bottom w:val="single" w:color="999999" w:sz="1"/>
+              <w:right w:val="single" w:color="999999" w:sz="1"/>
+            </w:tcBorders>
+            <w:tcMar>
+              <w:top w:type="dxa" w:w="40"/>
+              <w:left w:type="dxa" w:w="80"/>
+              <w:bottom w:type="dxa" w:w="40"/>
+              <w:right w:type="dxa" w:w="80"/>
+            </w:tcMar>
+          </w:tcPr>
+          <w:p>
+            <w:r>
+              <w:rPr>
+                <w:b w:val="false"/>
+                <w:bCs w:val="false"/>
+                <w:sz w:val="17"/>
+                <w:szCs w:val="17"/>
+                <w:rFonts w:ascii="Arial" w:cs="Arial" w:eastAsia="Arial" w:hAnsi="Arial"/>
+              </w:rPr>
+              <w:t xml:space="preserve">Multi-study random effects</w:t>
+            </w:r>
+          </w:p>
+        </w:tc>
+        <w:tc>
+          <w:tcPr>
+            <w:tcW w:type="dxa" w:w="2340"/>
+            <w:tcBorders>
+              <w:top w:val="single" w:color="999999" w:sz="1"/>
+              <w:left w:val="single" w:color="999999" w:sz="1"/>
+              <w:bottom w:val="single" w:color="999999" w:sz="1"/>
+              <w:right w:val="single" w:color="999999" w:sz="1"/>
+            </w:tcBorders>
+            <w:tcMar>
+              <w:top w:type="dxa" w:w="40"/>
+              <w:left w:type="dxa" w:w="80"/>
+              <w:bottom w:type="dxa" w:w="40"/>
+              <w:right w:type="dxa" w:w="80"/>
+            </w:tcMar>
+          </w:tcPr>
+          <w:p>
+            <w:r>
+              <w:rPr>
+                <w:b w:val="false"/>
+                <w:bCs w:val="false"/>
+                <w:sz w:val="17"/>
+                <w:szCs w:val="17"/>
+                <w:rFonts w:ascii="Arial" w:cs="Arial" w:eastAsia="Arial" w:hAnsi="Arial"/>
+              </w:rPr>
+              <w:t xml:space="preserve">NUTS</w:t>
+            </w:r>
+          </w:p>
+        </w:tc>
+        <w:tc>
+          <w:tcPr>
+            <w:tcW w:type="dxa" w:w="2340"/>
+            <w:tcBorders>
+              <w:top w:val="single" w:color="999999" w:sz="1"/>
+              <w:left w:val="single" w:color="999999" w:sz="1"/>
+              <w:bottom w:val="single" w:color="999999" w:sz="1"/>
+              <w:right w:val="single" w:color="999999" w:sz="1"/>
+            </w:tcBorders>
+            <w:tcMar>
+              <w:top w:type="dxa" w:w="40"/>
+              <w:left w:type="dxa" w:w="80"/>
+              <w:bottom w:type="dxa" w:w="40"/>
+              <w:right w:type="dxa" w:w="80"/>
+            </w:tcMar>
+          </w:tcPr>
+          <w:p>
+            <w:r>
+              <w:rPr>
+                <w:b w:val="false"/>
+                <w:bCs w:val="false"/>
+                <w:sz w:val="17"/>
+                <w:szCs w:val="17"/>
+                <w:rFonts w:ascii="Arial" w:cs="Arial" w:eastAsia="Arial" w:hAnsi="Arial"/>
+              </w:rPr>
+              <w:t xml:space="preserve">300-500</w:t>
+            </w:r>
+          </w:p>
+        </w:tc>
+      </w:tr>
+      <w:tr>
+        <w:tc>
+          <w:tcPr>
+            <w:tcW w:type="dxa" w:w="2340"/>
+            <w:tcBorders>
+              <w:top w:val="single" w:color="999999" w:sz="1"/>
+              <w:left w:val="single" w:color="999999" w:sz="1"/>
+              <w:bottom w:val="single" w:color="999999" w:sz="1"/>
+              <w:right w:val="single" w:color="999999" w:sz="1"/>
+            </w:tcBorders>
+            <w:tcMar>
+              <w:top w:type="dxa" w:w="40"/>
+              <w:left w:type="dxa" w:w="80"/>
+              <w:bottom w:type="dxa" w:w="40"/>
+              <w:right w:type="dxa" w:w="80"/>
+            </w:tcMar>
+          </w:tcPr>
+          <w:p>
+            <w:r>
+              <w:rPr>
+                <w:b w:val="false"/>
+                <w:bCs w:val="false"/>
+                <w:sz w:val="17"/>
+                <w:szCs w:val="17"/>
+                <w:rFonts w:ascii="Arial" w:cs="Arial" w:eastAsia="Arial" w:hAnsi="Arial"/>
+              </w:rPr>
+              <w:t xml:space="preserve">Spatial (BYM)</w:t>
+            </w:r>
+          </w:p>
+        </w:tc>
+        <w:tc>
+          <w:tcPr>
+            <w:tcW w:type="dxa" w:w="2340"/>
+            <w:tcBorders>
+              <w:top w:val="single" w:color="999999" w:sz="1"/>
+              <w:left w:val="single" w:color="999999" w:sz="1"/>
+              <w:bottom w:val="single" w:color="999999" w:sz="1"/>
+              <w:right w:val="single" w:color="999999" w:sz="1"/>
+            </w:tcBorders>
+            <w:tcMar>
+              <w:top w:type="dxa" w:w="40"/>
+              <w:left w:type="dxa" w:w="80"/>
+              <w:bottom w:type="dxa" w:w="40"/>
+              <w:right w:type="dxa" w:w="80"/>
+            </w:tcMar>
+          </w:tcPr>
+          <w:p>
+            <w:r>
+              <w:rPr>
+                <w:b w:val="false"/>
+                <w:bCs w:val="false"/>
+                <w:sz w:val="17"/>
+                <w:szCs w:val="17"/>
+                <w:rFonts w:ascii="Arial" w:cs="Arial" w:eastAsia="Arial" w:hAnsi="Arial"/>
+              </w:rPr>
+              <w:t xml:space="preserve">CAR prior via sparse precision</w:t>
+            </w:r>
+          </w:p>
+        </w:tc>
+        <w:tc>
+          <w:tcPr>
+            <w:tcW w:type="dxa" w:w="2340"/>
+            <w:tcBorders>
+              <w:top w:val="single" w:color="999999" w:sz="1"/>
+              <w:left w:val="single" w:color="999999" w:sz="1"/>
+              <w:bottom w:val="single" w:color="999999" w:sz="1"/>
+              <w:right w:val="single" w:color="999999" w:sz="1"/>
+            </w:tcBorders>
+            <w:tcMar>
+              <w:top w:type="dxa" w:w="40"/>
+              <w:left w:type="dxa" w:w="80"/>
+              <w:bottom w:type="dxa" w:w="40"/>
+              <w:right w:type="dxa" w:w="80"/>
+            </w:tcMar>
+          </w:tcPr>
+          <w:p>
+            <w:r>
+              <w:rPr>
+                <w:b w:val="false"/>
+                <w:bCs w:val="false"/>
+                <w:sz w:val="17"/>
+                <w:szCs w:val="17"/>
+                <w:rFonts w:ascii="Arial" w:cs="Arial" w:eastAsia="Arial" w:hAnsi="Arial"/>
+              </w:rPr>
+              <w:t xml:space="preserve">NUTS</w:t>
+            </w:r>
+          </w:p>
+        </w:tc>
+        <w:tc>
+          <w:tcPr>
+            <w:tcW w:type="dxa" w:w="2340"/>
+            <w:tcBorders>
+              <w:top w:val="single" w:color="999999" w:sz="1"/>
+              <w:left w:val="single" w:color="999999" w:sz="1"/>
+              <w:bottom w:val="single" w:color="999999" w:sz="1"/>
+              <w:right w:val="single" w:color="999999" w:sz="1"/>
+            </w:tcBorders>
+            <w:tcMar>
+              <w:top w:type="dxa" w:w="40"/>
+              <w:left w:type="dxa" w:w="80"/>
+              <w:bottom w:type="dxa" w:w="40"/>
+              <w:right w:type="dxa" w:w="80"/>
+            </w:tcMar>
+          </w:tcPr>
+          <w:p>
+            <w:r>
+              <w:rPr>
+                <w:b w:val="false"/>
+                <w:bCs w:val="false"/>
+                <w:sz w:val="17"/>
+                <w:szCs w:val="17"/>
+                <w:rFonts w:ascii="Arial" w:cs="Arial" w:eastAsia="Arial" w:hAnsi="Arial"/>
+              </w:rPr>
+              <w:t xml:space="preserve">50-200</w:t>
+            </w:r>
+          </w:p>
+        </w:tc>
+      </w:tr>
+    </w:tbl>
+    <w:p>
+      <w:pPr>
+        <w:spacing w:after="200"/>
+      </w:pPr>
     </w:p>
     <w:p>
       <w:pPr>
@@ -507,6 +2276,35 @@
           <w:szCs w:val="30"/>
           <w:rFonts w:ascii="Arial" w:cs="Arial" w:eastAsia="Arial" w:hAnsi="Arial"/>
         </w:rPr>
+        <w:t xml:space="preserve">Conclusion</w:t>
+      </w:r>
+    </w:p>
+    <w:p>
+      <w:pPr>
+        <w:spacing w:after="120"/>
+      </w:pPr>
+      <w:r>
+        <w:rPr>
+          <w:sz w:val="24"/>
+          <w:szCs w:val="24"/>
+          <w:rFonts w:ascii="Arial" w:cs="Arial" w:eastAsia="Arial" w:hAnsi="Arial"/>
+        </w:rPr>
+        <w:t xml:space="preserve">Turing.jl provides a powerful, expressive, and computationally efficient platform for Bayesian health economics analysis. The @model macro makes model specification intuitive, the NUTS sampler handles complex posteriors without manual tuning, and Julia's performance ensures that even large hierarchical models sample in reasonable time. The integration with Julia's broader ecosystem — Distributions.jl for priors, Makie.jl for posterior visualization, ParetoSmooth.jl for model comparison — creates a complete Bayesian analysis workflow within a single language.</w:t>
+      </w:r>
+    </w:p>
+    <w:p>
+      <w:pPr>
+        <w:pStyle w:val="Heading2"/>
+        <w:spacing w:before="300" w:after="150"/>
+      </w:pPr>
+      <w:r>
+        <w:rPr>
+          <w:b/>
+          <w:bCs/>
+          <w:sz w:val="30"/>
+          <w:szCs w:val="30"/>
+          <w:rFonts w:ascii="Arial" w:cs="Arial" w:eastAsia="Arial" w:hAnsi="Arial"/>
+        </w:rPr>
         <w:t xml:space="preserve">References</w:t>
       </w:r>
     </w:p>
@@ -564,7 +2362,38 @@
           <w:szCs w:val="24"/>
           <w:rFonts w:ascii="Arial" w:cs="Arial" w:eastAsia="Arial" w:hAnsi="Arial"/>
         </w:rPr>
-        <w:t xml:space="preserve">3. ParetoSmooth.jl documentation. https://github.com/TuringLang/ParetoSmooth.jl</w:t>
+        <w:t xml:space="preserve">3. ParetoSmooth.jl. https://github.com/TuringLang/ParetoSmooth.jl</w:t>
+      </w:r>
+    </w:p>
+    <w:p>
+      <w:pPr>
+        <w:spacing w:after="120"/>
+      </w:pPr>
+      <w:r>
+        <w:rPr>
+          <w:sz w:val="24"/>
+          <w:szCs w:val="24"/>
+          <w:rFonts w:ascii="Arial" w:cs="Arial" w:eastAsia="Arial" w:hAnsi="Arial"/>
+        </w:rPr>
+        <w:t xml:space="preserve">4. Vehtari, A., Gelman, A., &amp; Gabry, J. (2017). Practical Bayesian model evaluation using leave-one-out cross-validation and WAIC. </w:t>
+      </w:r>
+      <w:r>
+        <w:rPr>
+          <w:i/>
+          <w:iCs/>
+          <w:sz w:val="24"/>
+          <w:szCs w:val="24"/>
+          <w:rFonts w:ascii="Arial" w:cs="Arial" w:eastAsia="Arial" w:hAnsi="Arial"/>
+        </w:rPr>
+        <w:t xml:space="preserve">Statistics and Computing</w:t>
+      </w:r>
+      <w:r>
+        <w:rPr>
+          <w:sz w:val="24"/>
+          <w:szCs w:val="24"/>
+          <w:rFonts w:ascii="Arial" w:cs="Arial" w:eastAsia="Arial" w:hAnsi="Arial"/>
+        </w:rPr>
+        <w:t xml:space="preserve">, 27(5), 1413-1432.</w:t>
       </w:r>
     </w:p>
     <w:sectPr>
